--- a/GPT.docx
+++ b/GPT.docx
@@ -1245,15 +1245,24 @@
             <w:proofErr w:type="spellEnd"/>
             <w:proofErr w:type="gramEnd"/>
             <w:r>
-              <w:t xml:space="preserve">, use list + </w:t>
+              <w:t>, use list +</w:t>
+            </w:r>
+            <w:proofErr w:type="gramStart"/>
+            <w:r>
+              <w:t xml:space="preserve">1 </w:t>
+            </w:r>
+            <w:r>
+              <w:t xml:space="preserve"> </w:t>
             </w:r>
             <w:proofErr w:type="spellStart"/>
-            <w:proofErr w:type="gramStart"/>
-            <w:r>
-              <w:t>torch.stack</w:t>
+            <w:r>
+              <w:t>torch</w:t>
+            </w:r>
+            <w:proofErr w:type="gramEnd"/>
+            <w:r>
+              <w:t>.stack</w:t>
             </w:r>
             <w:proofErr w:type="spellEnd"/>
-            <w:proofErr w:type="gramEnd"/>
           </w:p>
         </w:tc>
       </w:tr>
